--- a/assets/Saiprasad_Sawant_Resume_June_2026.docx
+++ b/assets/Saiprasad_Sawant_Resume_June_2026.docx
@@ -22,8 +22,25 @@
         <w:t>Pune</w:t>
       </w:r>
       <w:r>
-        <w:t xml:space="preserve">, India | +91 7972295516 | saisawant2506@gmail.com </w:t>
+        <w:t xml:space="preserve">, India | +91 7972295516 | </w:t>
       </w:r>
+      <w:r>
+        <w:t>saisawant2506@gmail.com</w:t>
+      </w:r>
+      <w:r>
+        <w:t xml:space="preserve"> </w:t>
+      </w:r>
+      <w:r>
+        <w:t xml:space="preserve">| </w:t>
+      </w:r>
+      <w:hyperlink r:id="rId6" w:history="1">
+        <w:r>
+          <w:rPr>
+            <w:rStyle w:val="Hyperlink"/>
+          </w:rPr>
+          <w:t>Portfolio Website</w:t>
+        </w:r>
+      </w:hyperlink>
     </w:p>
     <w:p>
       <w:pPr>
@@ -12704,6 +12721,29 @@
       </w:tcPr>
     </w:tblStylePr>
   </w:style>
+  <w:style w:type="character" w:styleId="Hyperlink">
+    <w:name w:val="Hyperlink"/>
+    <w:basedOn w:val="DefaultParagraphFont"/>
+    <w:uiPriority w:val="99"/>
+    <w:unhideWhenUsed/>
+    <w:rsid w:val="00991CE4"/>
+    <w:rPr>
+      <w:color w:val="0000FF" w:themeColor="hyperlink"/>
+      <w:u w:val="single"/>
+    </w:rPr>
+  </w:style>
+  <w:style w:type="character" w:styleId="UnresolvedMention">
+    <w:name w:val="Unresolved Mention"/>
+    <w:basedOn w:val="DefaultParagraphFont"/>
+    <w:uiPriority w:val="99"/>
+    <w:semiHidden/>
+    <w:unhideWhenUsed/>
+    <w:rsid w:val="00991CE4"/>
+    <w:rPr>
+      <w:color w:val="605E5C"/>
+      <w:shd w:val="clear" w:color="auto" w:fill="E1DFDD"/>
+    </w:rPr>
+  </w:style>
 </w:styles>
 </file>
 
